--- a/01-精益工具知识库/02-核心工具/11-自働化Jidoka.docx
+++ b/01-精益工具知识库/02-核心工具/11-自働化Jidoka.docx
@@ -1466,7 +1466,7 @@
           <w:i w:val="0"/>
           <w:sz w:val="22"/>
         </w:rPr>
-        <w:t>紧固件关键检测点示例</w:t>
+        <w:t>产品关键检测点示例：</w:t>
       </w:r>
       <w:r>
         <w:rPr>
@@ -1475,7 +1475,6 @@
           <w:i w:val="0"/>
           <w:sz w:val="22"/>
         </w:rPr>
-        <w:t>：</w:t>
       </w:r>
     </w:p>
     <w:tbl>
@@ -1603,7 +1602,9 @@
             <w:tcW w:type="dxa" w:w="2075"/>
           </w:tcPr>
           <w:p>
-            <w:r/>
+            <w:r>
+              <w:t>机加工</w:t>
+            </w:r>
             <w:r>
               <w:rPr>
                 <w:rFonts w:ascii="SimSun" w:hAnsi="SimSun"/>
@@ -1611,7 +1612,6 @@
                 <w:i w:val="0"/>
                 <w:sz w:val="20"/>
               </w:rPr>
-              <w:t>冷镦</w:t>
             </w:r>
           </w:p>
         </w:tc>
@@ -1674,7 +1674,9 @@
             <w:shd w:fill="EDF2F9" w:val="clear"/>
           </w:tcPr>
           <w:p>
-            <w:r/>
+            <w:r>
+              <w:t>机加工</w:t>
+            </w:r>
             <w:r>
               <w:rPr>
                 <w:rFonts w:ascii="SimSun" w:hAnsi="SimSun"/>
@@ -1682,7 +1684,6 @@
                 <w:i w:val="0"/>
                 <w:sz w:val="20"/>
               </w:rPr>
-              <w:t>冷镦</w:t>
             </w:r>
           </w:p>
         </w:tc>
@@ -1700,7 +1701,7 @@
                 <w:i w:val="0"/>
                 <w:sz w:val="20"/>
               </w:rPr>
-              <w:t>头部高度</w:t>
+              <w:t>外形高度</w:t>
             </w:r>
           </w:p>
         </w:tc>
@@ -1747,7 +1748,9 @@
             <w:tcW w:type="dxa" w:w="2075"/>
           </w:tcPr>
           <w:p>
-            <w:r/>
+            <w:r>
+              <w:t>精加工</w:t>
+            </w:r>
             <w:r>
               <w:rPr>
                 <w:rFonts w:ascii="SimSun" w:hAnsi="SimSun"/>
@@ -1755,7 +1758,6 @@
                 <w:i w:val="0"/>
                 <w:sz w:val="20"/>
               </w:rPr>
-              <w:t>搓丝</w:t>
             </w:r>
           </w:p>
         </w:tc>
@@ -1772,7 +1774,7 @@
                 <w:i w:val="0"/>
                 <w:sz w:val="20"/>
               </w:rPr>
-              <w:t>螺纹外径</w:t>
+              <w:t>外径</w:t>
             </w:r>
           </w:p>
         </w:tc>
@@ -1789,7 +1791,7 @@
                 <w:i w:val="0"/>
                 <w:sz w:val="20"/>
               </w:rPr>
-              <w:t>大径尺寸</w:t>
+              <w:t>外径尺寸</w:t>
             </w:r>
           </w:p>
         </w:tc>
@@ -1818,7 +1820,9 @@
             <w:shd w:fill="EDF2F9" w:val="clear"/>
           </w:tcPr>
           <w:p>
-            <w:r/>
+            <w:r>
+              <w:t>精加工</w:t>
+            </w:r>
             <w:r>
               <w:rPr>
                 <w:rFonts w:ascii="SimSun" w:hAnsi="SimSun"/>
@@ -1826,7 +1830,6 @@
                 <w:i w:val="0"/>
                 <w:sz w:val="20"/>
               </w:rPr>
-              <w:t>搓丝</w:t>
             </w:r>
           </w:p>
         </w:tc>
@@ -1844,7 +1847,7 @@
                 <w:i w:val="0"/>
                 <w:sz w:val="20"/>
               </w:rPr>
-              <w:t>螺纹通止</w:t>
+              <w:t>通止规</w:t>
             </w:r>
           </w:p>
         </w:tc>
@@ -1854,7 +1857,9 @@
             <w:shd w:fill="EDF2F9" w:val="clear"/>
           </w:tcPr>
           <w:p>
-            <w:r/>
+            <w:r>
+              <w:t>量规检测</w:t>
+            </w:r>
             <w:r>
               <w:rPr>
                 <w:rFonts w:ascii="SimSun" w:hAnsi="SimSun"/>
@@ -1862,7 +1867,6 @@
                 <w:i w:val="0"/>
                 <w:sz w:val="20"/>
               </w:rPr>
-              <w:t>通止规检测</w:t>
             </w:r>
           </w:p>
         </w:tc>
@@ -2251,7 +2255,7 @@
           <w:i w:val="0"/>
           <w:sz w:val="22"/>
         </w:rPr>
-        <w:t>通止规：在线检测螺纹</w:t>
+        <w:t>量规：在线检测尺寸</w:t>
       </w:r>
     </w:p>
     <w:p>
@@ -3807,7 +3811,7 @@
           <w:i w:val="0"/>
           <w:sz w:val="32"/>
         </w:rPr>
-        <w:t>紧固件行业具体应用案例</w:t>
+        <w:t>制造业具体应用案例</w:t>
       </w:r>
     </w:p>
     <w:p>
@@ -3821,7 +3825,7 @@
           <w:i w:val="0"/>
           <w:sz w:val="26"/>
         </w:rPr>
-        <w:t>案例一：搓丝机螺纹检测自働化停机</w:t>
+        <w:t>案例一：精加工设备尺寸检测自働化停机</w:t>
       </w:r>
     </w:p>
     <w:p>
@@ -3835,7 +3839,7 @@
           <w:i w:val="0"/>
           <w:sz w:val="22"/>
         </w:rPr>
-        <w:t>背景</w:t>
+        <w:t>背景：精加工是产品精密成型的关键工序。传统方式下，操作者定期抽检尺寸质量，但两次抽检之间产生的不良品会流入下工序。</w:t>
       </w:r>
       <w:r>
         <w:rPr>
@@ -3844,7 +3848,6 @@
           <w:i w:val="0"/>
           <w:sz w:val="22"/>
         </w:rPr>
-        <w:t>：搓丝是紧固件螺纹成型的关键工序。传统方式下，操作者定期抽检螺纹质量，但两次抽检之间产生的不良品会流入下工序。</w:t>
       </w:r>
     </w:p>
     <w:p>
@@ -3881,7 +3884,7 @@
           <w:i w:val="0"/>
           <w:sz w:val="22"/>
         </w:rPr>
-        <w:t>搓丝滚轮磨损导致螺纹外径逐渐偏大</w:t>
+        <w:t>精加工刀具磨损导致外径逐渐偏大</w:t>
       </w:r>
     </w:p>
     <w:p>
@@ -3960,7 +3963,7 @@
           <w:i w:val="0"/>
           <w:sz w:val="22"/>
         </w:rPr>
-        <w:t>在线通止规检测</w:t>
+        <w:t>在线量规检测：</w:t>
       </w:r>
       <w:r>
         <w:rPr>
@@ -3969,7 +3972,6 @@
           <w:i w:val="0"/>
           <w:sz w:val="22"/>
         </w:rPr>
-        <w:t>：</w:t>
       </w:r>
     </w:p>
     <w:p>
@@ -3983,7 +3985,7 @@
           <w:i w:val="0"/>
           <w:sz w:val="22"/>
         </w:rPr>
-        <w:t>搓丝机出料口安装自动通止规检测机</w:t>
+        <w:t>精加工设备出料口安装自动量规检测机</w:t>
       </w:r>
     </w:p>
     <w:p>
@@ -3997,7 +3999,7 @@
           <w:i w:val="0"/>
           <w:sz w:val="22"/>
         </w:rPr>
-        <w:t>每件紧固件自动通过通规和止规检测</w:t>
+        <w:t>每件产品自动通过通规和止规检测</w:t>
       </w:r>
     </w:p>
     <w:p>
@@ -4090,7 +4092,7 @@
           <w:i w:val="0"/>
           <w:sz w:val="22"/>
         </w:rPr>
-        <w:t>显示屏提示"搓丝不良，连续3件不合格"</w:t>
+        <w:t>显示屏提示"精加工不良，连续3件不合格"</w:t>
       </w:r>
     </w:p>
     <w:p>
@@ -4104,7 +4106,7 @@
           <w:i w:val="0"/>
           <w:sz w:val="22"/>
         </w:rPr>
-        <w:t>滚轮磨损预警</w:t>
+        <w:t>刀具磨损预警</w:t>
       </w:r>
       <w:r>
         <w:rPr>
@@ -4141,7 +4143,7 @@
           <w:i w:val="0"/>
           <w:sz w:val="22"/>
         </w:rPr>
-        <w:t>当合格率从99.9%下降到99.5%时，黄灯预警（提示滚轮可能磨损）</w:t>
+        <w:t>当合格率从99.9%下降到99.5%时，黄灯预警（提示刀具可能磨损）</w:t>
       </w:r>
     </w:p>
     <w:p>
@@ -4155,7 +4157,7 @@
           <w:i w:val="0"/>
           <w:sz w:val="22"/>
         </w:rPr>
-        <w:t>当合格率低于99%时，红灯停机（提示更换滚轮）</w:t>
+        <w:t>当合格率低于99%时，红灯停机（提示更换刀具）</w:t>
       </w:r>
     </w:p>
     <w:p>
@@ -4504,7 +4506,7 @@
           <w:i w:val="0"/>
           <w:sz w:val="26"/>
         </w:rPr>
-        <w:t>案例二：冷镦机头部尺寸自働化</w:t>
+        <w:t>案例二：机加工设备外形尺寸自働化</w:t>
       </w:r>
     </w:p>
     <w:p>
@@ -4518,7 +4520,7 @@
           <w:i w:val="0"/>
           <w:sz w:val="22"/>
         </w:rPr>
-        <w:t>背景</w:t>
+        <w:t>背景：机加工设备生产法兰凸缘工件，外形尺寸是关键质量特性。</w:t>
       </w:r>
       <w:r>
         <w:rPr>
@@ -4527,7 +4529,6 @@
           <w:i w:val="0"/>
           <w:sz w:val="22"/>
         </w:rPr>
-        <w:t>：冷镦机生产六角法兰面螺栓，头部尺寸是关键质量特性。</w:t>
       </w:r>
     </w:p>
     <w:p>
@@ -4564,7 +4565,7 @@
           <w:i w:val="0"/>
           <w:sz w:val="22"/>
         </w:rPr>
-        <w:t>激光在线测径</w:t>
+        <w:t>激光在线测径：机加工出料口安装激光测径仪，实时测量头部直径</w:t>
       </w:r>
       <w:r>
         <w:rPr>
@@ -4573,7 +4574,6 @@
           <w:i w:val="0"/>
           <w:sz w:val="22"/>
         </w:rPr>
-        <w:t>：冷镦出料口安装激光测径仪，实时测量头部直径</w:t>
       </w:r>
     </w:p>
     <w:p>
@@ -4656,7 +4656,7 @@
           <w:i w:val="0"/>
           <w:sz w:val="22"/>
         </w:rPr>
-        <w:t>效果</w:t>
+        <w:t>效果：机加工工序的Cpk从1.0提升至1.67，外形尺寸不良率从0.8%降至0.05%。</w:t>
       </w:r>
       <w:r>
         <w:rPr>
@@ -4665,7 +4665,6 @@
           <w:i w:val="0"/>
           <w:sz w:val="22"/>
         </w:rPr>
-        <w:t>：冷镦工序的Cpk从1.0提升至1.67，头部尺寸不良率从0.8%降至0.05%。</w:t>
       </w:r>
     </w:p>
     <w:p>
@@ -4693,7 +4692,7 @@
           <w:i w:val="0"/>
           <w:sz w:val="22"/>
         </w:rPr>
-        <w:t>背景</w:t>
+        <w:t>背景：网带式热处理炉是产品淬火和回火的关键设备。炉温控制直接影响产品力学性能。</w:t>
       </w:r>
       <w:r>
         <w:rPr>
@@ -4702,7 +4701,6 @@
           <w:i w:val="0"/>
           <w:sz w:val="22"/>
         </w:rPr>
-        <w:t>：网带式热处理炉是紧固件淬火和回火的关键设备。炉温控制直接影响产品力学性能。</w:t>
       </w:r>
     </w:p>
     <w:p>
